--- a/시뮬레이션_재현_가이드.docx
+++ b/시뮬레이션_재현_가이드.docx
@@ -682,10 +682,10 @@
           <w:b/>
           <w:bCs/>
         </w:rPr>
-        <w:t xml:space="preserve">학교/연구실 리눅스 서버 계정, Cadence 라이선스, PDK</w:t>
-      </w:r>
-      <w:r>
-        <w:t xml:space="preserve">(수업은 45 nm 교육용 PDK, 튜터링 시연은 TSMC28 28HPC_RF). 셋 다 학교에서 제공받아야 하며 개인 PC에 임의 설치는 라이선스 위반이다.</w:t>
+        <w:t xml:space="preserve">학교/연구실 리눅스 서버 계정, Cadence 라이선스, 45 nm 교육용 PDK</w:t>
+      </w:r>
+      <w:r>
+        <w:t xml:space="preserve">. 셋 다 학교에서 제공받아야 하며 개인 PC에 임의 설치는 라이선스 위반이다. (아래 예시의 라이브러리·소자명은 서버 환경에 따라 다르며, 사용하는 PDK의 명칭으로 대체하면 된다.)</w:t>
       </w:r>
     </w:p>
     <w:bookmarkStart w:id="11" w:name="서버-접속"/>
@@ -907,13 +907,13 @@
       </w:r>
     </w:p>
     <w:bookmarkEnd w:id="12"/>
-    <w:bookmarkStart w:id="13" w:name="라이브러리회로-작성-순서-튜터링-세션-절차-그대로"/>
+    <w:bookmarkStart w:id="13" w:name="라이브러리회로-작성-순서"/>
     <w:p>
       <w:pPr>
         <w:pStyle w:val="Heading2"/>
       </w:pPr>
       <w:r>
-        <w:t xml:space="preserve">1.3 라이브러리·회로 작성 순서 (튜터링 세션 절차 그대로)</w:t>
+        <w:t xml:space="preserve">1.3 라이브러리·회로 작성 순서</w:t>
       </w:r>
     </w:p>
     <w:p>
@@ -2114,7 +2114,16 @@
         <w:t xml:space="preserve"> </w:t>
       </w:r>
       <w:r>
-        <w:t xml:space="preserve">(aptinstall 가능) +</w:t>
+        <w:t xml:space="preserve">(</w:t>
+      </w:r>
+      <w:r>
+        <w:rPr>
+          <w:rStyle w:val="VerbatimChar"/>
+        </w:rPr>
+        <w:t xml:space="preserve">apt install</w:t>
+      </w:r>
+      <w:r>
+        <w:t xml:space="preserve">로 설치 가능) +</w:t>
       </w:r>
       <w:r>
         <w:t xml:space="preserve"> </w:t>
@@ -2901,7 +2910,7 @@
         <w:rPr>
           <w:rStyle w:val="VerbatimChar"/>
         </w:rPr>
-        <w:t xml:space="preserve">MDUT outA gnd_g 0 0 nmos W=1.1u L=45n</w:t>
+        <w:t xml:space="preserve">MDUT outA 0 0 0 nmos W=1.1u L=45n</w:t>
       </w:r>
       <w:r>
         <w:t xml:space="preserve"> </w:t>
@@ -3482,7 +3491,7 @@
         <w:pStyle w:val="FirstParagraph"/>
       </w:pPr>
       <w:r>
-        <w:t xml:space="preserve">NAND2/NOR2/NAND4/NAND3를 서브서킷으로 정의하고(표 4.3, 4.9의 W 값 반영), 8-stage 경로를 조립 → 550 mV 교차 t_pd 측정 + 진리표 토글 검증(표 2.5의 a0/a1/s0b 파형 재현).</w:t>
+        <w:t xml:space="preserve">NAND2/NOR2/NAND4/NAND3를 서브서킷으로 정의하고(보고서 표 4.3, 4.6의 W 값 반영), 8-stage 경로를 조립 → 550 mV 교차 t_pd 측정 + 진리표 토글 검증(보고서 표 2.6의 a0/a1/s0b 파형 재현).</w:t>
       </w:r>
     </w:p>
     <w:bookmarkEnd w:id="27"/>
@@ -3932,7 +3941,7 @@
               <w:pStyle w:val="Compact"/>
             </w:pPr>
             <w:r>
-              <w:t xml:space="preserve">N=4 최소, ~250 ps 개선</w:t>
+              <w:t xml:space="preserve">N=4 최소, ~270 ps 개선</w:t>
             </w:r>
           </w:p>
         </w:tc>
@@ -4321,7 +4330,7 @@
           <w:i/>
           <w:iCs/>
         </w:rPr>
-        <w:t xml:space="preserve">작성: 사진 속 튜터링 세션(Virtuoso 절차)과 보고서 측정 규약을 기반으로 재구성</w:t>
+        <w:t xml:space="preserve">본 가이드는 프로젝트 수행 시 사용한 Virtuoso 절차와 측정 규약을 기준으로 작성되었다.</w:t>
       </w:r>
     </w:p>
     <w:bookmarkEnd w:id="33"/>
